--- a/repo/response/response_to_reviewer_round8.docx
+++ b/repo/response/response_to_reviewer_round8.docx
@@ -306,7 +306,7 @@
           <w:sz w:val="21"/>
           <w:szCs w:val="21"/>
         </w:rPr>
-        <w:t xml:space="preserve">The central 80% range now leads everywhere, because its endpoints rest on about the tenth replicate from each end. The wider span is still given, because a reader should see the tails, but it is printed to one decimal, which is what our own endpoint Monte Carlo errors say it can support: for the colon matched comparison at the ten per cent band the endpoint error is 0.042 for the wider points against 0.017 for the central ones. Both are reported in the tables. And, as under comment 1, nothing is now concluded from where an endpoint falls, so the remaining imprecision cannot propagate into a claim.</w:t>
+        <w:t xml:space="preserve">The central 80% range now leads everywhere, because its endpoints rest on about the tenth replicate from each end. The wider span is still given, because a reader should see the tails, but it is printed to one decimal, which is what our own endpoint Monte Carlo errors say it can support: for the colon matched comparison at the ten per cent band the endpoint error is 0.041 for the wider points against 0.017 for the central ones. Both are reported in the tables. And, as under comment 1, nothing is now concluded from where an endpoint falls, so the remaining imprecision cannot propagate into a claim.</w:t>
       </w:r>
     </w:p>
     <w:p>
